--- a/CF01_Descoberta_do_Cliente.docx
+++ b/CF01_Descoberta_do_Cliente.docx
@@ -109,7 +109,7 @@
               <w:bottom w:color="000000" w:space="0" w:sz="0" w:val="nil"/>
               <w:right w:color="000000" w:space="0" w:sz="0" w:val="nil"/>
             </w:tcBorders>
-            <w:shd w:fill="eeeeee" w:val="clear"/>
+            <w:shd w:fill="d6dfe7" w:val="clear"/>
             <w:tcMar>
               <w:top w:w="200.0" w:type="dxa"/>
               <w:left w:w="280.0" w:type="dxa"/>
@@ -323,7 +323,7 @@
               <w:bottom w:color="d8d8d8" w:space="0" w:sz="4" w:val="single"/>
               <w:right w:color="d8d8d8" w:space="0" w:sz="4" w:val="single"/>
             </w:tcBorders>
-            <w:shd w:fill="f5f5f5" w:val="clear"/>
+            <w:shd w:fill="dce6ed" w:val="clear"/>
             <w:tcMar>
               <w:top w:w="140.0" w:type="dxa"/>
               <w:left w:w="160.0" w:type="dxa"/>
@@ -364,7 +364,7 @@
               <w:bottom w:color="d8d8d8" w:space="0" w:sz="4" w:val="single"/>
               <w:right w:color="d8d8d8" w:space="0" w:sz="4" w:val="single"/>
             </w:tcBorders>
-            <w:shd w:fill="f5f5f5" w:val="clear"/>
+            <w:shd w:fill="dce6ed" w:val="clear"/>
             <w:tcMar>
               <w:top w:w="140.0" w:type="dxa"/>
               <w:left w:w="160.0" w:type="dxa"/>
@@ -591,7 +591,7 @@
               <w:bottom w:color="d8d8d8" w:space="0" w:sz="4" w:val="single"/>
               <w:right w:color="d8d8d8" w:space="0" w:sz="4" w:val="single"/>
             </w:tcBorders>
-            <w:shd w:fill="f5f5f5" w:val="clear"/>
+            <w:shd w:fill="dce6ed" w:val="clear"/>
             <w:tcMar>
               <w:top w:w="140.0" w:type="dxa"/>
               <w:left w:w="160.0" w:type="dxa"/>
@@ -632,7 +632,7 @@
               <w:bottom w:color="d8d8d8" w:space="0" w:sz="4" w:val="single"/>
               <w:right w:color="d8d8d8" w:space="0" w:sz="4" w:val="single"/>
             </w:tcBorders>
-            <w:shd w:fill="f5f5f5" w:val="clear"/>
+            <w:shd w:fill="dce6ed" w:val="clear"/>
             <w:tcMar>
               <w:top w:w="140.0" w:type="dxa"/>
               <w:left w:w="160.0" w:type="dxa"/>
@@ -804,7 +804,7 @@
               <w:bottom w:color="d8d8d8" w:space="0" w:sz="4" w:val="single"/>
               <w:right w:color="d8d8d8" w:space="0" w:sz="4" w:val="single"/>
             </w:tcBorders>
-            <w:shd w:fill="f7f7f7" w:val="clear"/>
+            <w:shd w:fill="dee8ef" w:val="clear"/>
             <w:tcMar>
               <w:top w:w="160.0" w:type="dxa"/>
               <w:left w:w="160.0" w:type="dxa"/>
@@ -1026,7 +1026,7 @@
               <w:bottom w:color="d8d8d8" w:space="0" w:sz="4" w:val="single"/>
               <w:right w:color="d8d8d8" w:space="0" w:sz="4" w:val="single"/>
             </w:tcBorders>
-            <w:shd w:fill="f7f7f7" w:val="clear"/>
+            <w:shd w:fill="dee8ef" w:val="clear"/>
             <w:tcMar>
               <w:top w:w="160.0" w:type="dxa"/>
               <w:left w:w="160.0" w:type="dxa"/>
@@ -1138,7 +1138,7 @@
               <w:bottom w:color="d8d8d8" w:space="0" w:sz="4" w:val="single"/>
               <w:right w:color="d8d8d8" w:space="0" w:sz="4" w:val="single"/>
             </w:tcBorders>
-            <w:shd w:fill="f2f2f2" w:val="clear"/>
+            <w:shd w:fill="dae3eb" w:val="clear"/>
             <w:tcMar>
               <w:top w:w="160.0" w:type="dxa"/>
               <w:left w:w="160.0" w:type="dxa"/>
@@ -1287,7 +1287,7 @@
               <w:bottom w:color="d8d8d8" w:space="0" w:sz="4" w:val="single"/>
               <w:right w:color="d8d8d8" w:space="0" w:sz="4" w:val="single"/>
             </w:tcBorders>
-            <w:shd w:fill="f2f2f2" w:val="clear"/>
+            <w:shd w:fill="dae3eb" w:val="clear"/>
             <w:tcMar>
               <w:top w:w="160.0" w:type="dxa"/>
               <w:left w:w="160.0" w:type="dxa"/>
@@ -1399,7 +1399,7 @@
               <w:bottom w:color="d8d8d8" w:space="0" w:sz="4" w:val="single"/>
               <w:right w:color="d8d8d8" w:space="0" w:sz="4" w:val="single"/>
             </w:tcBorders>
-            <w:shd w:fill="f7f7f7" w:val="clear"/>
+            <w:shd w:fill="dee8ef" w:val="clear"/>
             <w:tcMar>
               <w:top w:w="160.0" w:type="dxa"/>
               <w:left w:w="160.0" w:type="dxa"/>
@@ -1540,7 +1540,7 @@
               <w:bottom w:color="d8d8d8" w:space="0" w:sz="4" w:val="single"/>
               <w:right w:color="d8d8d8" w:space="0" w:sz="4" w:val="single"/>
             </w:tcBorders>
-            <w:shd w:fill="f7f7f7" w:val="clear"/>
+            <w:shd w:fill="dee8ef" w:val="clear"/>
             <w:tcMar>
               <w:top w:w="160.0" w:type="dxa"/>
               <w:left w:w="160.0" w:type="dxa"/>
@@ -1861,7 +1861,7 @@
               <w:bottom w:color="d8d8d8" w:space="0" w:sz="4" w:val="single"/>
               <w:right w:color="d8d8d8" w:space="0" w:sz="4" w:val="single"/>
             </w:tcBorders>
-            <w:shd w:fill="f5f5f5" w:val="clear"/>
+            <w:shd w:fill="dce6ed" w:val="clear"/>
             <w:tcMar>
               <w:top w:w="100.0" w:type="dxa"/>
               <w:left w:w="160.0" w:type="dxa"/>
@@ -1890,7 +1890,7 @@
               <w:bottom w:color="d8d8d8" w:space="0" w:sz="4" w:val="single"/>
               <w:right w:color="d8d8d8" w:space="0" w:sz="4" w:val="single"/>
             </w:tcBorders>
-            <w:shd w:fill="f5f5f5" w:val="clear"/>
+            <w:shd w:fill="dce6ed" w:val="clear"/>
             <w:tcMar>
               <w:top w:w="100.0" w:type="dxa"/>
               <w:left w:w="120.0" w:type="dxa"/>
@@ -1932,7 +1932,7 @@
               <w:bottom w:color="d8d8d8" w:space="0" w:sz="4" w:val="single"/>
               <w:right w:color="d8d8d8" w:space="0" w:sz="4" w:val="single"/>
             </w:tcBorders>
-            <w:shd w:fill="f5f5f5" w:val="clear"/>
+            <w:shd w:fill="dce6ed" w:val="clear"/>
             <w:tcMar>
               <w:top w:w="100.0" w:type="dxa"/>
               <w:left w:w="160.0" w:type="dxa"/>
@@ -2075,7 +2075,7 @@
               <w:bottom w:color="d8d8d8" w:space="0" w:sz="4" w:val="single"/>
               <w:right w:color="d8d8d8" w:space="0" w:sz="4" w:val="single"/>
             </w:tcBorders>
-            <w:shd w:fill="f5f5f5" w:val="clear"/>
+            <w:shd w:fill="dce6ed" w:val="clear"/>
             <w:tcMar>
               <w:top w:w="100.0" w:type="dxa"/>
               <w:left w:w="160.0" w:type="dxa"/>
@@ -2104,7 +2104,7 @@
               <w:bottom w:color="d8d8d8" w:space="0" w:sz="4" w:val="single"/>
               <w:right w:color="d8d8d8" w:space="0" w:sz="4" w:val="single"/>
             </w:tcBorders>
-            <w:shd w:fill="f5f5f5" w:val="clear"/>
+            <w:shd w:fill="dce6ed" w:val="clear"/>
             <w:tcMar>
               <w:top w:w="100.0" w:type="dxa"/>
               <w:left w:w="120.0" w:type="dxa"/>
@@ -2146,7 +2146,7 @@
               <w:bottom w:color="d8d8d8" w:space="0" w:sz="4" w:val="single"/>
               <w:right w:color="d8d8d8" w:space="0" w:sz="4" w:val="single"/>
             </w:tcBorders>
-            <w:shd w:fill="f5f5f5" w:val="clear"/>
+            <w:shd w:fill="dce6ed" w:val="clear"/>
             <w:tcMar>
               <w:top w:w="100.0" w:type="dxa"/>
               <w:left w:w="160.0" w:type="dxa"/>
@@ -2289,7 +2289,7 @@
               <w:bottom w:color="d8d8d8" w:space="0" w:sz="4" w:val="single"/>
               <w:right w:color="d8d8d8" w:space="0" w:sz="4" w:val="single"/>
             </w:tcBorders>
-            <w:shd w:fill="f5f5f5" w:val="clear"/>
+            <w:shd w:fill="dce6ed" w:val="clear"/>
             <w:tcMar>
               <w:top w:w="100.0" w:type="dxa"/>
               <w:left w:w="160.0" w:type="dxa"/>
@@ -2318,7 +2318,7 @@
               <w:bottom w:color="d8d8d8" w:space="0" w:sz="4" w:val="single"/>
               <w:right w:color="d8d8d8" w:space="0" w:sz="4" w:val="single"/>
             </w:tcBorders>
-            <w:shd w:fill="f5f5f5" w:val="clear"/>
+            <w:shd w:fill="dce6ed" w:val="clear"/>
             <w:tcMar>
               <w:top w:w="100.0" w:type="dxa"/>
               <w:left w:w="120.0" w:type="dxa"/>
@@ -2360,7 +2360,7 @@
               <w:bottom w:color="d8d8d8" w:space="0" w:sz="4" w:val="single"/>
               <w:right w:color="d8d8d8" w:space="0" w:sz="4" w:val="single"/>
             </w:tcBorders>
-            <w:shd w:fill="f5f5f5" w:val="clear"/>
+            <w:shd w:fill="dce6ed" w:val="clear"/>
             <w:tcMar>
               <w:top w:w="100.0" w:type="dxa"/>
               <w:left w:w="160.0" w:type="dxa"/>
@@ -2451,7 +2451,7 @@
               <w:bottom w:color="000000" w:space="0" w:sz="0" w:val="nil"/>
               <w:right w:color="000000" w:space="0" w:sz="0" w:val="nil"/>
             </w:tcBorders>
-            <w:shd w:fill="eeeeee" w:val="clear"/>
+            <w:shd w:fill="d6dfe7" w:val="clear"/>
             <w:tcMar>
               <w:top w:w="180.0" w:type="dxa"/>
               <w:left w:w="280.0" w:type="dxa"/>
@@ -2706,7 +2706,7 @@
       <w:rPr/>
       <w:drawing>
         <wp:inline distB="114300" distT="114300" distL="114300" distR="114300">
-          <wp:extent cx="1106897" cy="623888"/>
+          <wp:extent cx="1911049" cy="623888"/>
           <wp:effectExtent b="0" l="0" r="0" t="0"/>
           <wp:docPr id="1" name="image1.png"/>
           <a:graphic>
@@ -2718,7 +2718,7 @@
                 </pic:nvPicPr>
                 <pic:blipFill>
                   <a:blip r:embed="rId1"/>
-                  <a:srcRect b="27972" l="11329" r="12428" t="30420"/>
+                  <a:srcRect b="0" l="0" r="0" t="0"/>
                   <a:stretch>
                     <a:fillRect/>
                   </a:stretch>
@@ -2726,7 +2726,7 @@
                 <pic:spPr>
                   <a:xfrm>
                     <a:off x="0" y="0"/>
-                    <a:ext cx="1106897" cy="623888"/>
+                    <a:ext cx="1911049" cy="623888"/>
                   </a:xfrm>
                   <a:prstGeom prst="rect"/>
                   <a:ln/>
